--- a/docs/for-philip-2026-08-21/Groundwork - Go High Level Roadmap.docx
+++ b/docs/for-philip-2026-08-21/Groundwork - Go High Level Roadmap.docx
@@ -11,7 +11,7 @@
       </w:pPr>
       <w:r>
         <w:rPr/>
-        <w:t>GROUNDWORK BY JALLA  ·  21 AUGUST 2026</w:t>
+        <w:t>GROUNDWORK BY JALLA  ·  23 AUGUST 2026</w:t>
       </w:r>
     </w:p>
     <w:p>
